--- a/202383290121_梅应宝-面向对象程序设计实践- 综合实训报告.docx
+++ b/202383290121_梅应宝-面向对象程序设计实践- 综合实训报告.docx
@@ -102,7 +102,7 @@
           </mc:Choice>
           <mc:Fallback>
             <w:pict>
-              <v:line w14:anchorId="63B2974D" id="直线 9" o:spid="_x0000_s1026" style="position:absolute;z-index:251659264;visibility:visible;mso-wrap-style:square;mso-wrap-distance-left:9pt;mso-wrap-distance-top:0;mso-wrap-distance-right:9pt;mso-wrap-distance-bottom:0;mso-position-horizontal:absolute;mso-position-horizontal-relative:text;mso-position-vertical:absolute;mso-position-vertical-relative:text" from="325.5pt,3.3pt" to="383.25pt,3.3pt" o:gfxdata="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"/>
+              <v:line w14:anchorId="369C76A4" id="直线 9" o:spid="_x0000_s1026" style="position:absolute;z-index:251659264;visibility:visible;mso-wrap-style:square;mso-wrap-distance-left:9pt;mso-wrap-distance-top:0;mso-wrap-distance-right:9pt;mso-wrap-distance-bottom:0;mso-position-horizontal:absolute;mso-position-horizontal-relative:text;mso-position-vertical:absolute;mso-position-vertical-relative:text" from="325.5pt,3.3pt" to="383.25pt,3.3pt" o:gfxdata="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"/>
             </w:pict>
           </mc:Fallback>
         </mc:AlternateContent>
@@ -146,10 +146,10 @@
             <v:path o:extrusionok="f" gradientshapeok="t" o:connecttype="rect"/>
             <o:lock v:ext="edit" aspectratio="t"/>
           </v:shapetype>
-          <v:shape id="_x0000_i1025" type="#_x0000_t75" style="width:278.5pt;height:47pt" o:ole="">
+          <v:shape id="_x0000_i1025" type="#_x0000_t75" style="width:278.45pt;height:46.95pt" o:ole="">
             <v:imagedata r:id="rId8" o:title=""/>
           </v:shape>
-          <o:OLEObject Type="Embed" ProgID="CorelDRAW.Graphic.11" ShapeID="_x0000_i1025" DrawAspect="Content" ObjectID="_1827409388" r:id="rId9"/>
+          <o:OLEObject Type="Embed" ProgID="CorelDRAW.Graphic.11" ShapeID="_x0000_i1025" DrawAspect="Content" ObjectID="_1828461258" r:id="rId9"/>
         </w:object>
       </w:r>
     </w:p>
@@ -2178,7 +2178,7 @@
         </w:rPr>
         <w:lastRenderedPageBreak/>
         <w:drawing>
-          <wp:inline distT="0" distB="0" distL="0" distR="0" wp14:anchorId="5947CCC6" wp14:editId="276274BA">
+          <wp:inline distT="0" distB="0" distL="0" distR="0" wp14:anchorId="5947CCC6" wp14:editId="445FD838">
             <wp:extent cx="4524375" cy="1374775"/>
             <wp:effectExtent l="0" t="0" r="0" b="0"/>
             <wp:docPr id="75231087" name="图片 9" descr="日程表&#10;&#10;AI 生成的内容可能不正确。"/>
@@ -52280,7 +52280,7 @@
           <w:noProof/>
         </w:rPr>
         <w:drawing>
-          <wp:inline distT="0" distB="0" distL="0" distR="0" wp14:anchorId="4E1082E6" wp14:editId="15638E9A">
+          <wp:inline distT="0" distB="0" distL="0" distR="0" wp14:anchorId="4E1082E6" wp14:editId="21AEA796">
             <wp:extent cx="2642235" cy="1884045"/>
             <wp:effectExtent l="0" t="0" r="5715" b="1905"/>
             <wp:docPr id="1233484078" name="图片 7" descr="图形用户界面&#10;&#10;AI 生成的内容可能不正确。"/>
@@ -52329,7 +52329,7 @@
           <w:noProof/>
         </w:rPr>
         <w:drawing>
-          <wp:inline distT="0" distB="0" distL="0" distR="0" wp14:anchorId="78EC62C0" wp14:editId="6457BFBC">
+          <wp:inline distT="0" distB="0" distL="0" distR="0" wp14:anchorId="78EC62C0" wp14:editId="6B832851">
             <wp:extent cx="2636520" cy="1886585"/>
             <wp:effectExtent l="0" t="0" r="0" b="0"/>
             <wp:docPr id="487618582" name="图片 8" descr="图形用户界面, 应用程序&#10;&#10;AI 生成的内容可能不正确。"/>
@@ -52629,7 +52629,7 @@
           <w:noProof/>
         </w:rPr>
         <w:drawing>
-          <wp:inline distT="0" distB="0" distL="0" distR="0" wp14:anchorId="6F7A1494" wp14:editId="412FDDAB">
+          <wp:inline distT="0" distB="0" distL="0" distR="0" wp14:anchorId="6F7A1494" wp14:editId="0C170E10">
             <wp:extent cx="2621280" cy="1946910"/>
             <wp:effectExtent l="0" t="0" r="7620" b="0"/>
             <wp:docPr id="903203040" name="图片 2" descr="图形用户界面&#10;&#10;AI 生成的内容可能不正确。"/>
@@ -52746,7 +52746,7 @@
           <w:noProof/>
         </w:rPr>
         <w:drawing>
-          <wp:inline distT="0" distB="0" distL="0" distR="0" wp14:anchorId="5F553A92" wp14:editId="63F4CB80">
+          <wp:inline distT="0" distB="0" distL="0" distR="0" wp14:anchorId="5F553A92" wp14:editId="3DAF6088">
             <wp:extent cx="2637155" cy="1763395"/>
             <wp:effectExtent l="0" t="0" r="0" b="8255"/>
             <wp:docPr id="886289793" name="图片 12" descr="图形用户界面&#10;&#10;AI 生成的内容可能不正确。"/>
@@ -52795,7 +52795,7 @@
           <w:noProof/>
         </w:rPr>
         <w:drawing>
-          <wp:inline distT="0" distB="0" distL="0" distR="0" wp14:anchorId="2A3E843F" wp14:editId="19D037AE">
+          <wp:inline distT="0" distB="0" distL="0" distR="0" wp14:anchorId="2A3E843F" wp14:editId="496B8A8F">
             <wp:extent cx="2637155" cy="1762125"/>
             <wp:effectExtent l="0" t="0" r="0" b="9525"/>
             <wp:docPr id="1235950047" name="图片 13" descr="图形用户界面&#10;&#10;AI 生成的内容可能不正确。"/>
@@ -54820,9 +54820,14 @@
             <w:r>
               <w:rPr>
                 <w:rFonts w:hint="eastAsia"/>
-                <w:color w:val="FF0000"/>
               </w:rPr>
-              <w:t>*</w:t>
+              <w:t>23</w:t>
+            </w:r>
+            <w:r>
+              <w:rPr>
+                <w:rFonts w:hint="eastAsia"/>
+              </w:rPr>
+              <w:t>腾</w:t>
             </w:r>
             <w:r>
               <w:rPr>
@@ -54833,9 +54838,8 @@
             <w:r>
               <w:rPr>
                 <w:rFonts w:hint="eastAsia"/>
-                <w:color w:val="FF0000"/>
               </w:rPr>
-              <w:t>*</w:t>
+              <w:t>2</w:t>
             </w:r>
             <w:r>
               <w:rPr>
@@ -55044,6 +55048,12 @@
               </w:rPr>
               <w:t>登录窗口实现，管理员窗口实现</w:t>
             </w:r>
+            <w:r>
+              <w:rPr>
+                <w:rFonts w:hint="eastAsia"/>
+              </w:rPr>
+              <w:t>，报告撰写</w:t>
+            </w:r>
           </w:p>
         </w:tc>
       </w:tr>
@@ -55104,6 +55114,12 @@
               </w:rPr>
               <w:t>系统框架搭建，教师窗口实现</w:t>
             </w:r>
+            <w:r>
+              <w:rPr>
+                <w:rFonts w:hint="eastAsia"/>
+              </w:rPr>
+              <w:t>，报告撰写</w:t>
+            </w:r>
           </w:p>
         </w:tc>
       </w:tr>
@@ -55163,6 +55179,12 @@
                 <w:rFonts w:hint="eastAsia"/>
               </w:rPr>
               <w:t>系统框架搭建，学生窗口实现</w:t>
+            </w:r>
+            <w:r>
+              <w:rPr>
+                <w:rFonts w:hint="eastAsia"/>
+              </w:rPr>
+              <w:t>，报告撰写</w:t>
             </w:r>
           </w:p>
         </w:tc>
